--- a/Ai-Article.docx
+++ b/Ai-Article.docx
@@ -59,25 +59,7 @@
           <w:szCs w:val="48"/>
           <w:rtl/>
         </w:rPr>
-        <w:t>نویسنده</w:t>
-      </w:r>
-      <w:r>
-        <w:rPr>
-          <w:rFonts w:hint="cs"/>
-          <w:sz w:val="48"/>
-          <w:szCs w:val="48"/>
-          <w:rtl/>
-        </w:rPr>
-        <w:t xml:space="preserve"> : </w:t>
-      </w:r>
-      <w:r>
-        <w:rPr>
-          <w:rFonts w:hint="cs"/>
-          <w:sz w:val="48"/>
-          <w:szCs w:val="48"/>
-          <w:rtl/>
-        </w:rPr>
-        <w:t>محمد امین ابراهیمی</w:t>
+        <w:t>نویسنده : محمد امین ابراهیمی</w:t>
       </w:r>
     </w:p>
     <w:p>
@@ -98,16 +80,7 @@
           <w:szCs w:val="48"/>
           <w:rtl/>
         </w:rPr>
-        <w:t>تاریخ ایجاد</w:t>
-      </w:r>
-      <w:r>
-        <w:rPr>
-          <w:rFonts w:asciiTheme="majorBidi" w:hAnsiTheme="majorBidi"/>
-          <w:sz w:val="48"/>
-          <w:szCs w:val="48"/>
-          <w:rtl/>
-        </w:rPr>
-        <w:t xml:space="preserve"> </w:t>
+        <w:t xml:space="preserve">تاریخ ایجاد </w:t>
       </w:r>
       <w:r>
         <w:rPr>
@@ -116,16 +89,7 @@
           <w:szCs w:val="56"/>
           <w:rtl/>
         </w:rPr>
-        <w:t xml:space="preserve">: </w:t>
-      </w:r>
-      <w:r>
-        <w:rPr>
-          <w:rFonts w:asciiTheme="majorBidi" w:hAnsiTheme="majorBidi"/>
-          <w:sz w:val="56"/>
-          <w:szCs w:val="56"/>
-          <w:rtl/>
-        </w:rPr>
-        <w:t>18/7/</w:t>
+        <w:t>: 18/7/</w:t>
       </w:r>
       <w:r>
         <w:rPr>
@@ -238,7 +202,7 @@
           <w:szCs w:val="32"/>
           <w:lang w:bidi="fa-IR"/>
         </w:rPr>
-        <w:t>Rules + Data</w:t>
+        <w:t>Data</w:t>
       </w:r>
     </w:p>
     <w:p>
@@ -330,52 +294,634 @@
         <w:ind w:left="1440"/>
         <w:jc w:val="right"/>
         <w:rPr>
+          <w:rFonts w:ascii="Tahoma" w:hAnsi="Tahoma" w:cs="Tahoma"/>
+          <w:rtl/>
+          <w:lang w:bidi="fa-IR"/>
+        </w:rPr>
+      </w:pPr>
+      <w:r>
+        <w:rPr>
+          <w:rFonts w:ascii="Tahoma" w:hAnsi="Tahoma" w:cs="Tahoma" w:hint="cs"/>
+          <w:rtl/>
+          <w:lang w:bidi="fa-IR"/>
+        </w:rPr>
+        <w:t>داده ها وارد برنامه ما میشدند و طبق شروط قرار داده شده توسط برنامه</w:t>
+      </w:r>
+      <w:r>
+        <w:rPr>
+          <w:rFonts w:ascii="Tahoma" w:hAnsi="Tahoma" w:cs="Tahoma" w:hint="cs"/>
+          <w:rtl/>
+          <w:lang w:bidi="fa-IR"/>
+        </w:rPr>
+        <w:t xml:space="preserve"> </w:t>
+      </w:r>
+      <w:r>
+        <w:rPr>
+          <w:rFonts w:ascii="Tahoma" w:hAnsi="Tahoma" w:cs="Tahoma" w:hint="cs"/>
+          <w:rtl/>
+          <w:lang w:bidi="fa-IR"/>
+        </w:rPr>
+        <w:t>نوی</w:t>
+      </w:r>
+      <w:r>
+        <w:rPr>
+          <w:rFonts w:ascii="Tahoma" w:hAnsi="Tahoma" w:cs="Tahoma" w:hint="cs"/>
+          <w:rtl/>
+          <w:lang w:bidi="fa-IR"/>
+        </w:rPr>
+        <w:t>س خروجی مورد نظر بدست می آمد .</w:t>
+      </w:r>
+    </w:p>
+    <w:p>
+      <w:pPr>
+        <w:ind w:left="1440"/>
+        <w:jc w:val="right"/>
+        <w:rPr>
+          <w:rFonts w:ascii="Tahoma" w:hAnsi="Tahoma" w:cs="Tahoma"/>
+          <w:rtl/>
+          <w:lang w:bidi="fa-IR"/>
+        </w:rPr>
+      </w:pPr>
+      <w:r>
+        <w:rPr>
+          <w:rFonts w:ascii="Tahoma" w:hAnsi="Tahoma" w:cs="Tahoma" w:hint="cs"/>
+          <w:rtl/>
+          <w:lang w:bidi="fa-IR"/>
+        </w:rPr>
+        <w:t>ولی در طی سال های گذشته محققین سعی در تغییر این روند کرده اند و میشه گفت که موفق شده اند ، چون در مدل های هوش مصنوعی فرایند ما به این صورت است :</w:t>
+      </w:r>
+    </w:p>
+    <w:p>
+      <w:pPr>
+        <w:ind w:left="1440"/>
+        <w:jc w:val="right"/>
+        <w:rPr>
+          <w:rFonts w:ascii="Tahoma" w:hAnsi="Tahoma" w:cs="Tahoma"/>
+          <w:rtl/>
+          <w:lang w:bidi="fa-IR"/>
+        </w:rPr>
+      </w:pPr>
+    </w:p>
+    <w:p>
+      <w:pPr>
+        <w:ind w:left="720"/>
+        <w:jc w:val="center"/>
+        <w:rPr>
+          <w:sz w:val="32"/>
+          <w:szCs w:val="32"/>
+          <w:lang w:bidi="fa-IR"/>
+        </w:rPr>
+      </w:pPr>
+      <w:r>
+        <w:rPr>
+          <w:sz w:val="32"/>
+          <w:szCs w:val="32"/>
+          <w:lang w:bidi="fa-IR"/>
+        </w:rPr>
+        <w:t>Data</w:t>
+      </w:r>
+    </w:p>
+    <w:p>
+      <w:pPr>
+        <w:jc w:val="center"/>
+        <w:rPr>
+          <w:rFonts w:ascii="Tahoma" w:hAnsi="Tahoma" w:cs="Tahoma"/>
+          <w:lang w:bidi="fa-IR"/>
+        </w:rPr>
+      </w:pPr>
+      <w:r>
+        <w:rPr>
+          <w:rFonts w:ascii="Tahoma" w:hAnsi="Tahoma" w:cs="Tahoma"/>
+          <w:lang w:bidi="fa-IR"/>
+        </w:rPr>
+        <w:t xml:space="preserve">         </w:t>
+      </w:r>
+      <w:r>
+        <w:rPr>
+          <w:rFonts w:ascii="Tahoma" w:hAnsi="Tahoma" w:cs="Tahoma"/>
+          <w:lang w:bidi="fa-IR"/>
+        </w:rPr>
+        <w:t>↓</w:t>
+      </w:r>
+    </w:p>
+    <w:p>
+      <w:pPr>
+        <w:ind w:left="720"/>
+        <w:jc w:val="center"/>
+        <w:rPr>
+          <w:rFonts w:ascii="Tahoma" w:hAnsi="Tahoma" w:cs="Tahoma"/>
+          <w:rtl/>
+          <w:lang w:bidi="fa-IR"/>
+        </w:rPr>
+      </w:pPr>
+      <w:r>
+        <w:rPr>
+          <w:rFonts w:ascii="Tahoma" w:hAnsi="Tahoma" w:cs="Tahoma"/>
+          <w:lang w:bidi="fa-IR"/>
+        </w:rPr>
+        <w:t>Learning</w:t>
+      </w:r>
+      <w:r>
+        <w:rPr>
+          <w:rFonts w:ascii="Tahoma" w:hAnsi="Tahoma" w:cs="Tahoma"/>
+          <w:lang w:bidi="fa-IR"/>
+        </w:rPr>
+        <w:t xml:space="preserve"> </w:t>
+      </w:r>
+    </w:p>
+    <w:p>
+      <w:pPr>
+        <w:ind w:left="720"/>
+        <w:jc w:val="center"/>
+        <w:rPr>
+          <w:rFonts w:ascii="Tahoma" w:hAnsi="Tahoma" w:cs="Tahoma"/>
+          <w:lang w:bidi="fa-IR"/>
+        </w:rPr>
+      </w:pPr>
+      <w:r>
+        <w:rPr>
+          <w:rFonts w:ascii="Tahoma" w:hAnsi="Tahoma" w:cs="Tahoma"/>
+          <w:lang w:bidi="fa-IR"/>
+        </w:rPr>
+        <w:t>↓</w:t>
+      </w:r>
+    </w:p>
+    <w:p>
+      <w:pPr>
+        <w:ind w:left="720"/>
+        <w:jc w:val="center"/>
+        <w:rPr>
+          <w:rFonts w:ascii="Tahoma" w:hAnsi="Tahoma" w:cs="Tahoma"/>
+          <w:rtl/>
+          <w:lang w:bidi="fa-IR"/>
+        </w:rPr>
+      </w:pPr>
+      <w:r>
+        <w:rPr>
+          <w:rFonts w:ascii="Tahoma" w:hAnsi="Tahoma" w:cs="Tahoma"/>
+          <w:lang w:bidi="fa-IR"/>
+        </w:rPr>
+        <w:t>Output</w:t>
+      </w:r>
+    </w:p>
+    <w:p>
+      <w:pPr>
+        <w:ind w:left="720"/>
+        <w:jc w:val="center"/>
+        <w:rPr>
+          <w:rFonts w:ascii="Tahoma" w:hAnsi="Tahoma" w:cs="Tahoma"/>
+          <w:lang w:bidi="fa-IR"/>
+        </w:rPr>
+      </w:pPr>
+    </w:p>
+    <w:p>
+      <w:pPr>
+        <w:bidi/>
+        <w:rPr>
+          <w:sz w:val="32"/>
+          <w:szCs w:val="32"/>
+          <w:rtl/>
+          <w:lang w:bidi="fa-IR"/>
+        </w:rPr>
+      </w:pPr>
+      <w:r>
+        <w:rPr>
           <w:rFonts w:hint="cs"/>
           <w:sz w:val="32"/>
           <w:szCs w:val="32"/>
           <w:rtl/>
           <w:lang w:bidi="fa-IR"/>
         </w:rPr>
+        <w:t xml:space="preserve">دیگر </w:t>
+      </w:r>
+      <w:r>
+        <w:rPr>
+          <w:sz w:val="32"/>
+          <w:szCs w:val="32"/>
+          <w:lang w:bidi="fa-IR"/>
+        </w:rPr>
+        <w:t xml:space="preserve">if </w:t>
+      </w:r>
+      <w:r>
+        <w:rPr>
+          <w:rFonts w:hint="cs"/>
+          <w:sz w:val="32"/>
+          <w:szCs w:val="32"/>
+          <w:rtl/>
+          <w:lang w:bidi="fa-IR"/>
+        </w:rPr>
+        <w:t xml:space="preserve"> و </w:t>
+      </w:r>
+      <w:r>
+        <w:rPr>
+          <w:sz w:val="32"/>
+          <w:szCs w:val="32"/>
+          <w:lang w:bidi="fa-IR"/>
+        </w:rPr>
+        <w:t xml:space="preserve"> else </w:t>
+      </w:r>
+      <w:r>
+        <w:rPr>
+          <w:rFonts w:hint="cs"/>
+          <w:sz w:val="32"/>
+          <w:szCs w:val="32"/>
+          <w:rtl/>
+          <w:lang w:bidi="fa-IR"/>
+        </w:rPr>
+        <w:t xml:space="preserve">وجود ندارد و برنامه ای تحت عنوان </w:t>
+      </w:r>
+      <w:r>
+        <w:rPr>
+          <w:sz w:val="32"/>
+          <w:szCs w:val="32"/>
+          <w:lang w:bidi="fa-IR"/>
+        </w:rPr>
+        <w:t xml:space="preserve"> ‘</w:t>
+      </w:r>
+      <w:r>
+        <w:rPr>
+          <w:sz w:val="32"/>
+          <w:szCs w:val="32"/>
+          <w:lang w:bidi="fa-IR"/>
+        </w:rPr>
+        <w:t>Agent</w:t>
+      </w:r>
+      <w:r>
+        <w:rPr>
+          <w:sz w:val="32"/>
+          <w:szCs w:val="32"/>
+          <w:lang w:bidi="fa-IR"/>
+        </w:rPr>
+        <w:t>‘</w:t>
+      </w:r>
+      <w:r>
+        <w:rPr>
+          <w:rFonts w:hint="cs"/>
+          <w:sz w:val="32"/>
+          <w:szCs w:val="32"/>
+          <w:rtl/>
+          <w:lang w:bidi="fa-IR"/>
+        </w:rPr>
+        <w:t>اقدام به یادگیری و ساخت الگو از طریق داده های موجود میکند .</w:t>
+      </w:r>
+    </w:p>
+    <w:p>
+      <w:pPr>
+        <w:bidi/>
+        <w:rPr>
+          <w:sz w:val="32"/>
+          <w:szCs w:val="32"/>
+          <w:rtl/>
+          <w:lang w:bidi="fa-IR"/>
+        </w:rPr>
+      </w:pPr>
+      <w:r>
+        <w:rPr>
+          <w:rFonts w:hint="cs"/>
+          <w:sz w:val="32"/>
+          <w:szCs w:val="32"/>
+          <w:rtl/>
+          <w:lang w:bidi="fa-IR"/>
+        </w:rPr>
+        <w:t xml:space="preserve">در حقیقت این </w:t>
+      </w:r>
+      <w:r>
+        <w:rPr>
+          <w:sz w:val="32"/>
+          <w:szCs w:val="32"/>
+          <w:lang w:bidi="fa-IR"/>
+        </w:rPr>
+        <w:t xml:space="preserve">Agent </w:t>
+      </w:r>
+      <w:r>
+        <w:rPr>
+          <w:rFonts w:hint="cs"/>
+          <w:sz w:val="32"/>
+          <w:szCs w:val="32"/>
+          <w:rtl/>
+          <w:lang w:bidi="fa-IR"/>
+        </w:rPr>
+        <w:t xml:space="preserve"> ها برای یادگیری و ساخت الگور بر روی دیتا های زیادی تمرین میکنند تا احتمال خطا در اون ها به پایین ترین حالت ممکن برسد.</w:t>
+      </w:r>
+    </w:p>
+    <w:p>
+      <w:pPr>
+        <w:bidi/>
+        <w:rPr>
+          <w:sz w:val="32"/>
+          <w:szCs w:val="32"/>
+          <w:rtl/>
+          <w:lang w:bidi="fa-IR"/>
+        </w:rPr>
+      </w:pPr>
+      <w:r>
+        <w:rPr>
+          <w:rFonts w:hint="cs"/>
+          <w:sz w:val="32"/>
+          <w:szCs w:val="32"/>
+          <w:rtl/>
+          <w:lang w:bidi="fa-IR"/>
+        </w:rPr>
+        <w:lastRenderedPageBreak/>
+        <w:t xml:space="preserve">اگر بخواهیم مثالی از نحوه تمرین </w:t>
+      </w:r>
+      <w:r>
+        <w:rPr>
+          <w:sz w:val="32"/>
+          <w:szCs w:val="32"/>
+          <w:lang w:bidi="fa-IR"/>
+        </w:rPr>
+        <w:t xml:space="preserve">Agent </w:t>
+      </w:r>
+      <w:r>
+        <w:rPr>
+          <w:rFonts w:hint="cs"/>
+          <w:sz w:val="32"/>
+          <w:szCs w:val="32"/>
+          <w:rtl/>
+          <w:lang w:bidi="fa-IR"/>
+        </w:rPr>
+        <w:t>ها بزنیم :</w:t>
+      </w:r>
+    </w:p>
+    <w:p>
+      <w:pPr>
+        <w:bidi/>
+        <w:rPr>
+          <w:sz w:val="32"/>
+          <w:szCs w:val="32"/>
+          <w:rtl/>
+          <w:lang w:bidi="fa-IR"/>
+        </w:rPr>
+      </w:pPr>
+      <w:r>
+        <w:rPr>
+          <w:rFonts w:hint="cs"/>
+          <w:sz w:val="32"/>
+          <w:szCs w:val="32"/>
+          <w:rtl/>
+          <w:lang w:bidi="fa-IR"/>
+        </w:rPr>
+        <w:t xml:space="preserve">فرض کنید </w:t>
+      </w:r>
+      <w:r>
+        <w:rPr>
+          <w:sz w:val="32"/>
+          <w:szCs w:val="32"/>
+          <w:lang w:bidi="fa-IR"/>
+        </w:rPr>
+        <w:t xml:space="preserve">  </w:t>
+      </w:r>
+      <w:r>
+        <w:rPr>
+          <w:rFonts w:hint="cs"/>
+          <w:sz w:val="32"/>
+          <w:szCs w:val="32"/>
+          <w:rtl/>
+          <w:lang w:bidi="fa-IR"/>
+        </w:rPr>
+        <w:t xml:space="preserve">مدل پیشبینی میکند : </w:t>
+      </w:r>
+    </w:p>
+    <w:p>
+      <w:pPr>
+        <w:jc w:val="center"/>
+        <w:rPr>
+          <w:rFonts w:ascii="Tahoma" w:hAnsi="Tahoma" w:cs="Tahoma"/>
+          <w:b/>
+          <w:bCs/>
+          <w:lang w:bidi="fa-IR"/>
+        </w:rPr>
+      </w:pPr>
+      <w:r>
+        <w:rPr>
+          <w:rFonts w:ascii="Tahoma" w:hAnsi="Tahoma" w:cs="Tahoma"/>
+          <w:b/>
+          <w:bCs/>
+          <w:lang w:bidi="fa-IR"/>
+        </w:rPr>
+        <w:t xml:space="preserve">Target </w:t>
+      </w:r>
+      <w:proofErr w:type="spellStart"/>
+      <w:r>
+        <w:rPr>
+          <w:rFonts w:ascii="Tahoma" w:hAnsi="Tahoma" w:cs="Tahoma"/>
+          <w:b/>
+          <w:bCs/>
+          <w:lang w:bidi="fa-IR"/>
+        </w:rPr>
+        <w:t>Anwer</w:t>
+      </w:r>
+      <w:proofErr w:type="spellEnd"/>
+      <w:r>
+        <w:rPr>
+          <w:rFonts w:ascii="Tahoma" w:hAnsi="Tahoma" w:cs="Tahoma"/>
+          <w:b/>
+          <w:bCs/>
+          <w:lang w:bidi="fa-IR"/>
+        </w:rPr>
+        <w:t xml:space="preserve"> :</w:t>
+      </w:r>
+      <w:r>
+        <w:rPr>
+          <w:rFonts w:ascii="Tahoma" w:hAnsi="Tahoma" w:cs="Tahoma"/>
+          <w:b/>
+          <w:bCs/>
+          <w:lang w:bidi="fa-IR"/>
+        </w:rPr>
+        <w:t xml:space="preserve">    300</w:t>
+      </w:r>
+    </w:p>
+    <w:p>
+      <w:pPr>
+        <w:jc w:val="center"/>
+        <w:rPr>
+          <w:rFonts w:ascii="Tahoma" w:hAnsi="Tahoma" w:cs="Tahoma"/>
+          <w:b/>
+          <w:bCs/>
+          <w:lang w:bidi="fa-IR"/>
+        </w:rPr>
+      </w:pPr>
+      <w:r>
+        <w:rPr>
+          <w:rFonts w:ascii="Tahoma" w:hAnsi="Tahoma" w:cs="Tahoma"/>
+          <w:b/>
+          <w:bCs/>
+          <w:lang w:bidi="fa-IR"/>
+        </w:rPr>
+        <w:t xml:space="preserve">Model </w:t>
+      </w:r>
+      <w:r>
+        <w:rPr>
+          <w:rFonts w:ascii="Tahoma" w:hAnsi="Tahoma" w:cs="Tahoma"/>
+          <w:b/>
+          <w:bCs/>
+          <w:lang w:bidi="fa-IR"/>
+        </w:rPr>
+        <w:t>Answer</w:t>
+      </w:r>
+      <w:r>
+        <w:rPr>
+          <w:rFonts w:ascii="Tahoma" w:hAnsi="Tahoma" w:cs="Tahoma"/>
+          <w:b/>
+          <w:bCs/>
+          <w:lang w:bidi="fa-IR"/>
+        </w:rPr>
+        <w:t>:  250</w:t>
+      </w:r>
+    </w:p>
+    <w:p>
+      <w:pPr>
+        <w:bidi/>
+        <w:rPr>
+          <w:rFonts w:ascii="Tahoma" w:hAnsi="Tahoma" w:cs="Tahoma"/>
+          <w:b/>
+          <w:bCs/>
+          <w:lang w:bidi="fa-IR"/>
+        </w:rPr>
       </w:pPr>
       <w:r>
         <w:rPr>
           <w:rFonts w:ascii="Tahoma" w:hAnsi="Tahoma" w:cs="Tahoma" w:hint="cs"/>
-          <w:rtl/>
-          <w:lang w:bidi="fa-IR"/>
-        </w:rPr>
-        <w:t>داده ها وارد برنامه ما میشدند و طبق شروط قرار داده شده توسط برنامه</w:t>
+          <w:b/>
+          <w:bCs/>
+          <w:rtl/>
+          <w:lang w:bidi="fa-IR"/>
+        </w:rPr>
+        <w:t>در اینجا خروجی مدل با جواب ما تفاوت دارد پس مدل سعی میکند طی تمرین های پی در پی این تفاوت</w:t>
+      </w:r>
+      <w:r>
+        <w:rPr>
+          <w:rFonts w:ascii="Tahoma" w:hAnsi="Tahoma" w:cs="Tahoma"/>
+          <w:b/>
+          <w:bCs/>
+          <w:lang w:bidi="fa-IR"/>
+        </w:rPr>
+        <w:t>(Loss)</w:t>
       </w:r>
       <w:r>
         <w:rPr>
           <w:rFonts w:ascii="Tahoma" w:hAnsi="Tahoma" w:cs="Tahoma" w:hint="cs"/>
-          <w:rtl/>
-          <w:lang w:bidi="fa-IR"/>
-        </w:rPr>
-        <w:t xml:space="preserve"> </w:t>
-      </w:r>
-      <w:r>
+          <w:b/>
+          <w:bCs/>
+          <w:rtl/>
+          <w:lang w:bidi="fa-IR"/>
+        </w:rPr>
+        <w:t xml:space="preserve"> را به حداقل برساند.</w:t>
+      </w:r>
+    </w:p>
+    <w:p>
+      <w:pPr>
+        <w:bidi/>
+        <w:rPr>
+          <w:rFonts w:ascii="Tahoma" w:hAnsi="Tahoma" w:cs="Tahoma"/>
+          <w:b/>
+          <w:bCs/>
+          <w:lang w:bidi="fa-IR"/>
+        </w:rPr>
+      </w:pPr>
+    </w:p>
+    <w:p>
+      <w:pPr>
+        <w:pStyle w:val="Subtitle"/>
+        <w:bidi/>
+        <w:rPr>
+          <w:sz w:val="36"/>
+          <w:szCs w:val="36"/>
+          <w:rtl/>
+          <w:lang w:bidi="fa-IR"/>
+        </w:rPr>
+      </w:pPr>
+      <w:r>
+        <w:rPr>
+          <w:sz w:val="36"/>
+          <w:szCs w:val="36"/>
+          <w:lang w:bidi="fa-IR"/>
+        </w:rPr>
+        <w:t xml:space="preserve">Loss </w:t>
+      </w:r>
+      <w:r>
+        <w:rPr>
+          <w:rFonts w:hint="cs"/>
+          <w:sz w:val="36"/>
+          <w:szCs w:val="36"/>
+          <w:rtl/>
+          <w:lang w:bidi="fa-IR"/>
+        </w:rPr>
+        <w:t xml:space="preserve"> چیست؟</w:t>
+      </w:r>
+    </w:p>
+    <w:p>
+      <w:pPr>
+        <w:bidi/>
         <w:rPr>
           <w:rFonts w:ascii="Tahoma" w:hAnsi="Tahoma" w:cs="Tahoma" w:hint="cs"/>
-          <w:rtl/>
-          <w:lang w:bidi="fa-IR"/>
-        </w:rPr>
-        <w:t>نوی س</w:t>
-      </w:r>
-      <w:r>
-        <w:rPr>
-          <w:rFonts w:ascii="Tahoma" w:hAnsi="Tahoma" w:cs="Tahoma"/>
-          <w:lang w:bidi="fa-IR"/>
-        </w:rPr>
-        <w:t>(if/else)</w:t>
-      </w:r>
+          <w:b/>
+          <w:bCs/>
+          <w:rtl/>
+          <w:lang w:bidi="fa-IR"/>
+        </w:rPr>
+      </w:pPr>
       <w:r>
         <w:rPr>
           <w:rFonts w:ascii="Tahoma" w:hAnsi="Tahoma" w:cs="Tahoma" w:hint="cs"/>
-          <w:rtl/>
-          <w:lang w:bidi="fa-IR"/>
-        </w:rPr>
-        <w:t>یب</w:t>
-      </w:r>
+          <w:b/>
+          <w:bCs/>
+          <w:rtl/>
+          <w:lang w:bidi="fa-IR"/>
+        </w:rPr>
+        <w:t xml:space="preserve">به مقدار خطای اختلاف بین جواب حقیقی و جواب ایجینت را </w:t>
+      </w:r>
+      <w:r>
+        <w:rPr>
+          <w:rFonts w:ascii="Tahoma" w:hAnsi="Tahoma" w:cs="Tahoma"/>
+          <w:b/>
+          <w:bCs/>
+          <w:lang w:bidi="fa-IR"/>
+        </w:rPr>
+        <w:t xml:space="preserve">Loss </w:t>
+      </w:r>
+      <w:r>
+        <w:rPr>
+          <w:rFonts w:ascii="Tahoma" w:hAnsi="Tahoma" w:cs="Tahoma" w:hint="cs"/>
+          <w:b/>
+          <w:bCs/>
+          <w:rtl/>
+          <w:lang w:bidi="fa-IR"/>
+        </w:rPr>
+        <w:t xml:space="preserve"> میگوییم ، همواره در تلاشیم تا در ایجنت ها مقدار </w:t>
+      </w:r>
+      <w:r>
+        <w:rPr>
+          <w:rFonts w:ascii="Tahoma" w:hAnsi="Tahoma" w:cs="Tahoma"/>
+          <w:b/>
+          <w:bCs/>
+          <w:lang w:bidi="fa-IR"/>
+        </w:rPr>
+        <w:t xml:space="preserve">Loss </w:t>
+      </w:r>
+      <w:r>
+        <w:rPr>
+          <w:rFonts w:ascii="Tahoma" w:hAnsi="Tahoma" w:cs="Tahoma" w:hint="cs"/>
+          <w:b/>
+          <w:bCs/>
+          <w:rtl/>
+          <w:lang w:bidi="fa-IR"/>
+        </w:rPr>
+        <w:t xml:space="preserve"> را به پایین ترین حد ممکن برسانیم تا احتمال خطا کمتر شود .</w:t>
+      </w:r>
+    </w:p>
+    <w:p>
+      <w:pPr>
+        <w:bidi/>
+        <w:rPr>
+          <w:rFonts w:hint="cs"/>
+          <w:sz w:val="32"/>
+          <w:szCs w:val="32"/>
+          <w:rtl/>
+          <w:lang w:bidi="fa-IR"/>
+        </w:rPr>
+      </w:pPr>
     </w:p>
     <w:p>
       <w:pPr>
@@ -445,7 +991,6 @@
       <w:pPr>
         <w:jc w:val="right"/>
         <w:rPr>
-          <w:rFonts w:hint="cs"/>
           <w:rtl/>
           <w:lang w:bidi="fa-IR"/>
         </w:rPr>
@@ -859,7 +1404,7 @@
   <w:style w:type="paragraph" w:default="1" w:styleId="Normal">
     <w:name w:val="Normal"/>
     <w:qFormat/>
-    <w:rsid w:val="001E2E6F"/>
+    <w:rsid w:val="00900E71"/>
   </w:style>
   <w:style w:type="paragraph" w:styleId="Heading1">
     <w:name w:val="heading 1"/>
